--- a/submission_package/03_Highlights.docx
+++ b/submission_package/03_Highlights.docx
@@ -41,7 +41,7 @@
           <w:rFonts w:ascii="Times New Roman" w:hAnsi="Times New Roman"/>
           <w:sz w:val="23"/>
         </w:rPr>
-        <w:t>Continuous latent dynamical reasoning bypasses compounding discrete autoregressive token drift.</w:t>
+        <w:t>Continuous latent reasoning bypasses discrete autoregressive token drift.</w:t>
       </w:r>
     </w:p>
     <w:p>
@@ -54,7 +54,7 @@
           <w:rFonts w:ascii="Times New Roman" w:hAnsi="Times New Roman"/>
           <w:sz w:val="23"/>
         </w:rPr>
-        <w:t>Demidovich contraction mathematically guarantees exponential convergence to a unique fixed point.</w:t>
+        <w:t>Demidovich contraction guarantees exponential convergence to a unique state.</w:t>
       </w:r>
     </w:p>
     <w:p>
@@ -67,7 +67,7 @@
           <w:rFonts w:ascii="Times New Roman" w:hAnsi="Times New Roman"/>
           <w:sz w:val="23"/>
         </w:rPr>
-        <w:t>Damped ICNN potential flows fail on parity, establishing an expressivity-contraction boundary.</w:t>
+        <w:t>Convex potential flows fail on parity, exposing an expressivity barrier.</w:t>
       </w:r>
     </w:p>
     <w:p>
@@ -80,7 +80,7 @@
           <w:rFonts w:ascii="Times New Roman" w:hAnsi="Times New Roman"/>
           <w:sz w:val="23"/>
         </w:rPr>
-        <w:t>Non-potential relational flows achieve 100.00% reachability on Cora, beating discrete GNN saturation.</w:t>
+        <w:t>Non-potential neural flows achieve 100.00% reachability on citation graph.</w:t>
       </w:r>
     </w:p>
     <w:p>
@@ -93,7 +93,7 @@
           <w:rFonts w:ascii="Times New Roman" w:hAnsi="Times New Roman"/>
           <w:sz w:val="23"/>
         </w:rPr>
-        <w:t>Additive background noise fills the near-zero energy floor, refuting naive self-healing on graphs.</w:t>
+        <w:t>Global additive noise fills energy floor, refuting naive graph self-healing.</w:t>
       </w:r>
     </w:p>
     <w:sectPr>
